--- a/docs/entrevistas/Entrevista E01.docx
+++ b/docs/entrevistas/Entrevista E01.docx
@@ -18,7 +18,7 @@
           <w:szCs w:val="26"/>
           <w:rtl w:val="0"/>
         </w:rPr>
-        <w:t>J.54</w:t>
+        <w:t>E01</w:t>
       </w:r>
       <w:r>
         <w:rPr>

--- a/docs/entrevistas/Entrevista E01.docx
+++ b/docs/entrevistas/Entrevista E01.docx
@@ -125,13 +125,13 @@
           <w:bCs w:val="1"/>
           <w:rtl w:val="0"/>
         </w:rPr>
-        <w:t>R2:</w:t>
-      </w:r>
-      <w:r>
-        <w:rPr>
-          <w:rtl w:val="0"/>
-        </w:rPr>
-        <w:t xml:space="preserve"> Aproximadamente hace 3 años, desde que su Alzheimer se agravó.</w:t>
+        <w:t xml:space="preserve">R2: Aproximadamente hace 3 años, desde que empezó a necesitar apoyo permanente.</w:t>
+      </w:r>
+      <w:r>
+        <w:rPr>
+          <w:rtl w:val="0"/>
+        </w:rPr>
+        <w:t xml:space="preserve"/>
       </w:r>
     </w:p>
     <w:p>
@@ -723,13 +723,13 @@
           <w:bCs w:val="1"/>
           <w:rtl w:val="0"/>
         </w:rPr>
-        <w:t>R14:</w:t>
-      </w:r>
-      <w:r>
-        <w:rPr>
-          <w:rtl w:val="0"/>
-        </w:rPr>
-        <w:t xml:space="preserve"> Sí cuesta explicar, porqué un paciente con Alzheimer cambia las cosas y no hay una rutina fija. "A veces tienen crisis fuertes, eso cuesta explicar".</w:t>
+        <w:t xml:space="preserve">R14: Sí cuesta explicar, porque ella cambia las cosas y no hay una rutina fija. A veces se altera mucho y eso cuesta explicarlo (paráfrasis).</w:t>
+      </w:r>
+      <w:r>
+        <w:rPr>
+          <w:rtl w:val="0"/>
+        </w:rPr>
+        <w:t xml:space="preserve"/>
       </w:r>
     </w:p>
     <w:p>
@@ -747,14 +747,14 @@
           <w:bCs w:val="1"/>
           <w:rtl w:val="0"/>
         </w:rPr>
-        <w:t>R15:</w:t>
+        <w:t xml:space="preserve">R15: Muchas veces tuvo que cancelar planes o dejar de ir a trabajar porque su mamá se alteraba y era imposible dejarla así en casa (paráfrasis). → El cuidado afecta directamente el presentismo laboral y los planes personales.</w:t>
       </w:r>
       <w:r>
         <w:rPr>
           <w:rFonts w:ascii="Arial Unicode MS" w:cs="Arial Unicode MS" w:eastAsia="Arial Unicode MS" w:hAnsi="Arial Unicode MS"/>
           <w:rtl w:val="0"/>
         </w:rPr>
-        <w:t xml:space="preserve"> "Muchas veces tuve que cancelar planes o dejar de ir a trabajar porque mi mamá tenía alguna crisis y era imposible dejarla así en casa". → </w:t>
+        <w:t xml:space="preserve"/>
       </w:r>
       <w:r>
         <w:rPr>
@@ -762,7 +762,7 @@
           <w:iCs w:val="1"/>
           <w:rtl w:val="0"/>
         </w:rPr>
-        <w:t>El cuidado afecta directamente el presentismo laboral y los planes personales.</w:t>
+        <w:t xml:space="preserve"/>
       </w:r>
     </w:p>
     <w:p>
@@ -1726,13 +1726,13 @@
           <w:bCs w:val="1"/>
           <w:rtl w:val="0"/>
         </w:rPr>
-        <w:t>R35:</w:t>
-      </w:r>
-      <w:r>
-        <w:rPr>
-          <w:rtl w:val="0"/>
-        </w:rPr>
-        <w:t xml:space="preserve"> "Arreglaría poder tener una rutina más predecible sin tantas crisis, para no tener que faltar a mi trabajo o cancelar mis planes."</w:t>
+        <w:t xml:space="preserve">R35: Arreglaría poder tener una rutina más predecible, con menos días en que se altera, para no faltar al trabajo ni cancelar planes (paráfrasis).</w:t>
+      </w:r>
+      <w:r>
+        <w:rPr>
+          <w:rtl w:val="0"/>
+        </w:rPr>
+        <w:t xml:space="preserve"/>
       </w:r>
     </w:p>
     <w:p>
@@ -1812,7 +1812,7 @@
         <w:rPr>
           <w:rtl w:val="0"/>
         </w:rPr>
-        <w:t xml:space="preserve">· Meses en cuidado: ~36 meses (3 años, desde que el Alzheimer se agravó). </w:t>
+        <w:t xml:space="preserve">· Meses en cuidado: ~36 meses (3 años, desde que empezó a necesitar apoyo permanente). </w:t>
       </w:r>
     </w:p>
     <w:p>
